--- a/core-library/src/test/resources/Test.docx
+++ b/core-library/src/test/resources/Test.docx
@@ -718,7 +718,7 @@
       <w:rPr>
         <w:i/>
       </w:rPr>
-      <w:t>Document Confidentiel. Communication, reproduction et utilisation interdites sans l’autorisation écrite préalable d’OevO</w:t>
+      <w:t>Document Confidentiel. Communication, reproduction et utilisation interdites sans l’autorisation écrite préalable d’Exemple</w:t>
     </w:r>
   </w:p>
   <w:p>
@@ -733,13 +733,13 @@
       <w:rPr>
         <w:i/>
       </w:rPr>
-      <w:t>OevO S.A., s</w:t>
+      <w:t>Exemple S.A., s</w:t>
     </w:r>
     <w:r>
       <w:rPr>
         <w:i/>
       </w:rPr>
-      <w:t>ociété au capital de 1.000.000 €, RCS DIE 405 382 102, APE 721 Z</w:t>
+      <w:t>ociété au capital de 1.000.000 €, RCS XXX 000 000 000, APE 721 Z</w:t>
     </w:r>
     <w:r>
       <w:rPr>
@@ -757,13 +757,13 @@
       <w:rPr>
         <w:i/>
       </w:rPr>
-      <w:t>: 149 b</w:t>
+      <w:t>: 1 ru</w:t>
     </w:r>
     <w:r>
       <w:rPr>
         <w:i/>
       </w:rPr>
-      <w:t>d Stalingrad – 69100 Villeurbanne</w:t>
+      <w:t>e de l’Exemple – 00000 Exempleville</w:t>
     </w:r>
   </w:p>
   <w:p>
@@ -778,13 +778,13 @@
       <w:rPr>
         <w:i/>
       </w:rPr>
-      <w:t>Téléphone : +33 (4) 37 49 01 28 – Tél</w:t>
+      <w:t>Téléphone : +33 (0) 1 00 00 00 00 – Tél</w:t>
     </w:r>
     <w:r>
       <w:rPr>
         <w:i/>
       </w:rPr>
-      <w:t xml:space="preserve">écopie : +33 (0) 4 37 490 121 </w:t>
+      <w:t xml:space="preserve">écopie : +33 (0) 1 00 00 00 01 </w:t>
     </w:r>
     <w:r>
       <w:rPr>
@@ -802,7 +802,7 @@
       <w:rPr>
         <w:i/>
       </w:rPr>
-      <w:t>Web : http://www.oevo.com/</w:t>
+      <w:t>Web : http://www.example.com/</w:t>
     </w:r>
   </w:p>
   <w:p>
